--- a/assets/downloads/simulation-4/presimulation-activity-5-special-test-selection.docx
+++ b/assets/downloads/simulation-4/presimulation-activity-5-special-test-selection.docx
@@ -1,72 +1,26 @@
 
 <file path=word/document.xml><?xml version="1.0" encoding="utf-8"?>
-<w:document xmlns:wpc="http://schemas.microsoft.com/office/word/2010/wordprocessingCanvas" xmlns:cx="http://schemas.microsoft.com/office/drawing/2014/chartex" xmlns:cx1="http://schemas.microsoft.com/office/drawing/2015/9/8/chartex" xmlns:cx2="http://schemas.microsoft.com/office/drawing/2015/10/21/chartex" xmlns:cx3="http://schemas.microsoft.com/office/drawing/2016/5/9/chartex" xmlns:cx4="http://schemas.microsoft.com/office/drawing/2016/5/10/chartex" xmlns:cx5="http://schemas.microsoft.com/office/drawing/2016/5/11/chartex" xmlns:cx6="http://schemas.microsoft.com/office/drawing/2016/5/12/chartex" xmlns:cx7="http://schemas.microsoft.com/office/drawing/2016/5/13/chartex" xmlns:cx8="http://schemas.microsoft.com/office/drawing/2016/5/14/chartex" xmlns:mc="http://schemas.openxmlformats.org/markup-compatibility/2006" xmlns:aink="http://schemas.microsoft.com/office/drawing/2016/ink" xmlns:am3d="http://schemas.microsoft.com/office/drawing/2017/model3d" xmlns:o="urn:schemas-microsoft-com:office:office" xmlns:oel="http://schemas.microsoft.com/office/2019/extlst" xmlns:r="http://schemas.openxmlformats.org/officeDocument/2006/relationships" xmlns:m="http://schemas.openxmlformats.org/officeDocument/2006/math" xmlns:v="urn:schemas-microsoft-com:vml" xmlns:wp14="http://schemas.microsoft.com/office/word/2010/wordprocessingDrawing" xmlns:wp="http://schemas.openxmlformats.org/drawingml/2006/wordprocessingDrawing" xmlns:w10="urn:schemas-microsoft-com:office:word" xmlns:w="http://schemas.openxmlformats.org/wordprocessingml/2006/main" xmlns:w14="http://schemas.microsoft.com/office/word/2010/wordml" xmlns:w15="http://schemas.microsoft.com/office/word/2012/wordml" xmlns:w16cex="http://schemas.microsoft.com/office/word/2018/wordml/cex" xmlns:w16cid="http://schemas.microsoft.com/office/word/2016/wordml/cid" xmlns:w16="http://schemas.microsoft.com/office/word/2018/wordml" xmlns:w16du="http://schemas.microsoft.com/office/word/2023/wordml/word16du" xmlns:w16sdtdh="http://schemas.microsoft.com/office/word/2020/wordml/sdtdatahash" xmlns:w16sdtfl="http://schemas.microsoft.com/office/word/2024/wordml/sdtformatlock" xmlns:w16se="http://schemas.microsoft.com/office/word/2015/wordml/symex" xmlns:wpg="http://schemas.microsoft.com/office/word/2010/wordprocessingGroup" xmlns:wpi="http://schemas.microsoft.com/office/word/2010/wordprocessingInk" xmlns:wne="http://schemas.microsoft.com/office/word/2006/wordml" xmlns:wps="http://schemas.microsoft.com/office/word/2010/wordprocessingShape" mc:Ignorable="w14 w15 w16se w16cid w16 w16cex w16sdtdh w16sdtfl w16du wp14">
+<w:document xmlns:wpc="http://schemas.microsoft.com/office/word/2010/wordprocessingCanvas" xmlns:cx="http://schemas.microsoft.com/office/drawing/2014/chartex" xmlns:cx1="http://schemas.microsoft.com/office/drawing/2015/9/8/chartex" xmlns:cx2="http://schemas.microsoft.com/office/drawing/2015/10/21/chartex" xmlns:cx3="http://schemas.microsoft.com/office/drawing/2016/5/9/chartex" xmlns:cx4="http://schemas.microsoft.com/office/drawing/2016/5/10/chartex" xmlns:cx5="http://schemas.microsoft.com/office/drawing/2016/5/11/chartex" xmlns:cx6="http://schemas.microsoft.com/office/drawing/2016/5/12/chartex" xmlns:cx7="http://schemas.microsoft.com/office/drawing/2016/5/13/chartex" xmlns:cx8="http://schemas.microsoft.com/office/drawing/2016/5/14/chartex" xmlns:mc="http://schemas.openxmlformats.org/markup-compatibility/2006" xmlns:aink="http://schemas.microsoft.com/office/drawing/2016/ink" xmlns:am3d="http://schemas.microsoft.com/office/drawing/2017/model3d" xmlns:o="urn:schemas-microsoft-com:office:office" xmlns:oel="http://schemas.microsoft.com/office/2019/extlst" xmlns:r="http://schemas.openxmlformats.org/officeDocument/2006/relationships" xmlns:m="http://schemas.openxmlformats.org/officeDocument/2006/math" xmlns:v="urn:schemas-microsoft-com:vml" xmlns:wp14="http://schemas.microsoft.com/office/word/2010/wordprocessingDrawing" xmlns:wp="http://schemas.openxmlformats.org/drawingml/2006/wordprocessingDrawing" xmlns:w10="urn:schemas-microsoft-com:office:word" xmlns:w="http://schemas.openxmlformats.org/wordprocessingml/2006/main" xmlns:w14="http://schemas.microsoft.com/office/word/2010/wordml" xmlns:w15="http://schemas.microsoft.com/office/word/2012/wordml" xmlns:w16cei="http://schemas.microsoft.com/office/word/2026/wordml/cei" xmlns:w16cex="http://schemas.microsoft.com/office/word/2018/wordml/cex" xmlns:w16cid="http://schemas.microsoft.com/office/word/2016/wordml/cid" xmlns:w16="http://schemas.microsoft.com/office/word/2018/wordml" xmlns:w16du="http://schemas.microsoft.com/office/word/2023/wordml/word16du" xmlns:w16sdtdh="http://schemas.microsoft.com/office/word/2020/wordml/sdtdatahash" xmlns:w16sdtfl="http://schemas.microsoft.com/office/word/2024/wordml/sdtformatlock" xmlns:w16se="http://schemas.microsoft.com/office/word/2015/wordml/symex" xmlns:wpg="http://schemas.microsoft.com/office/word/2010/wordprocessingGroup" xmlns:wpi="http://schemas.microsoft.com/office/word/2010/wordprocessingInk" xmlns:wne="http://schemas.microsoft.com/office/word/2006/wordml" xmlns:wps="http://schemas.microsoft.com/office/word/2010/wordprocessingShape" mc:Ignorable="w14 w15 w16se w16cid w16 w16cex w16sdtdh w16sdtfl w16du wp14">
   <w:body>
     <w:p>
       <w:pPr>
         <w:pStyle w:val="Heading1"/>
-        <w:spacing w:after="0" w:line="480" w:lineRule="auto"/>
-        <w:rPr>
-          <w:rFonts w:ascii="Times New Roman" w:eastAsia="Times New Roman" w:hAnsi="Times New Roman" w:cs="Times New Roman"/>
-          <w:color w:val="000000"/>
-          <w:sz w:val="24"/>
-          <w:szCs w:val="24"/>
-        </w:rPr>
-      </w:pPr>
-      <w:r>
-        <w:rPr>
-          <w:rFonts w:ascii="Times New Roman" w:eastAsia="Times New Roman" w:hAnsi="Times New Roman" w:cs="Times New Roman"/>
-          <w:color w:val="000000"/>
-          <w:sz w:val="24"/>
-          <w:szCs w:val="24"/>
-        </w:rPr>
-        <w:t/>
-      </w:r>
+      </w:pPr>
       <w:proofErr w:type="spellStart"/>
       <w:r>
-        <w:rPr>
-          <w:rFonts w:ascii="Times New Roman" w:eastAsia="Times New Roman" w:hAnsi="Times New Roman" w:cs="Times New Roman"/>
-          <w:color w:val="000000"/>
-          <w:sz w:val="24"/>
-          <w:szCs w:val="24"/>
-        </w:rPr>
         <w:t>Presimulation</w:t>
       </w:r>
       <w:proofErr w:type="spellEnd"/>
       <w:r>
-        <w:rPr>
-          <w:rFonts w:ascii="Times New Roman" w:eastAsia="Times New Roman" w:hAnsi="Times New Roman" w:cs="Times New Roman"/>
-          <w:color w:val="000000"/>
-          <w:sz w:val="24"/>
-          <w:szCs w:val="24"/>
-        </w:rPr>
         <w:t xml:space="preserve"> Activity</w:t>
       </w:r>
       <w:r>
-        <w:rPr>
-          <w:rFonts w:ascii="Times New Roman" w:eastAsia="Times New Roman" w:hAnsi="Times New Roman" w:cs="Times New Roman"/>
-          <w:color w:val="000000"/>
-          <w:sz w:val="24"/>
-          <w:szCs w:val="24"/>
-        </w:rPr>
         <w:t xml:space="preserve"> 5</w:t>
       </w:r>
       <w:r>
-        <w:rPr>
-          <w:rFonts w:ascii="Times New Roman" w:eastAsia="Times New Roman" w:hAnsi="Times New Roman" w:cs="Times New Roman"/>
-          <w:color w:val="000000"/>
-          <w:sz w:val="24"/>
-          <w:szCs w:val="24"/>
-        </w:rPr>
         <w:t xml:space="preserve">: </w:t>
       </w:r>
       <w:r>
-        <w:rPr>
-          <w:rFonts w:ascii="Times New Roman" w:eastAsia="Times New Roman" w:hAnsi="Times New Roman" w:cs="Times New Roman"/>
-          <w:color w:val="000000"/>
-          <w:sz w:val="24"/>
-          <w:szCs w:val="24"/>
-        </w:rPr>
         <w:t>Special Test Selection</w:t>
       </w:r>
     </w:p>
@@ -80,10 +34,9 @@
           <w:szCs w:val="24"/>
         </w:rPr>
       </w:pPr>
-      <w:bookmarkStart w:id="4" w:name="_Hlk169977816"/>
+      <w:bookmarkStart w:id="0" w:name="_Hlk169977816"/>
       <w:r>
         <w:rPr>
-          <w:rFonts w:ascii="Times New Roman" w:hAnsi="Times New Roman" w:cs="Times New Roman"/>
           <w:color w:val="000000"/>
           <w:sz w:val="24"/>
           <w:szCs w:val="24"/>
@@ -93,7 +46,6 @@
       <w:proofErr w:type="gramStart"/>
       <w:r>
         <w:rPr>
-          <w:rFonts w:ascii="Times New Roman" w:hAnsi="Times New Roman" w:cs="Times New Roman"/>
           <w:color w:val="000000"/>
           <w:sz w:val="24"/>
           <w:szCs w:val="24"/>
@@ -103,27 +55,16 @@
       <w:proofErr w:type="gramEnd"/>
       <w:r>
         <w:rPr>
-          <w:rFonts w:ascii="Times New Roman" w:hAnsi="Times New Roman" w:cs="Times New Roman"/>
           <w:color w:val="000000"/>
           <w:sz w:val="24"/>
           <w:szCs w:val="24"/>
         </w:rPr>
-        <w:t xml:space="preserve"> one pathology and scenario to review and rehearse. You will work with the assigned partner to discuss and clarify what special tests are appropriate for the situation, how to perform the special test, any appropriate variations, </w:t>
+        <w:t xml:space="preserve"> one pathology and scenario to review and rehearse. You will work with the assigned partner to discuss and clarify what special tests are appropriate for the situation, how to perform the special test, any appropriate variations, and appropriate next steps or referrals. During the simulation, you will alternate in the role as proctor for other students (HCPs). All of this information will be written and submitted to the instructor prior to the simulation. You will need to cite at least two references. Remember that what you have been assigned, your requirements, and your discussion are confidential. Be prepared for a critical discussion based on your expectations and requirements. Write down four potential questions to ask the HCP. Contact your instructor for your specific injury description.</w:t>
       </w:r>
-      <w:r>
-        <w:rPr>
-          <w:rFonts w:ascii="Times New Roman" w:hAnsi="Times New Roman" w:cs="Times New Roman"/>
-          <w:color w:val="000000"/>
-          <w:sz w:val="24"/>
-          <w:szCs w:val="24"/>
-        </w:rPr>
-        <w:lastRenderedPageBreak/>
-        <w:t>and appropriate next steps or referrals. During the simulation, you will alternate in the role as proctor for other students (HCPs). All of this information will be written and submitted to the instructor prior to the simulation. You will need to cite at least two references. Remember that what you have been assigned, your requirements, and your discussion are confidential. Be prepared for a critical discussion based on your expectations and requirements. Write down four potential questions to ask the HCP. Contact your instructor for your specific injury description.</w:t>
-      </w:r>
+      <w:bookmarkEnd w:id="0"/>
     </w:p>
-    <w:bookmarkEnd w:id="4"/>
     <w:sectPr>
-      <w:footerReference w:type="default" r:id="rId9"/>
+      <w:footerReference w:type="default" r:id="rId7"/>
       <w:pgSz w:w="12240" w:h="15840"/>
       <w:pgMar w:top="1440" w:right="1440" w:bottom="1440" w:left="1440" w:header="706" w:footer="706" w:gutter="0"/>
       <w:cols w:space="720"/>
@@ -134,7 +75,7 @@
 </file>
 
 <file path=word/endnotes.xml><?xml version="1.0" encoding="utf-8"?>
-<w:endnotes xmlns:wpc="http://schemas.microsoft.com/office/word/2010/wordprocessingCanvas" xmlns:cx="http://schemas.microsoft.com/office/drawing/2014/chartex" xmlns:cx1="http://schemas.microsoft.com/office/drawing/2015/9/8/chartex" xmlns:cx2="http://schemas.microsoft.com/office/drawing/2015/10/21/chartex" xmlns:cx3="http://schemas.microsoft.com/office/drawing/2016/5/9/chartex" xmlns:cx4="http://schemas.microsoft.com/office/drawing/2016/5/10/chartex" xmlns:cx5="http://schemas.microsoft.com/office/drawing/2016/5/11/chartex" xmlns:cx6="http://schemas.microsoft.com/office/drawing/2016/5/12/chartex" xmlns:cx7="http://schemas.microsoft.com/office/drawing/2016/5/13/chartex" xmlns:cx8="http://schemas.microsoft.com/office/drawing/2016/5/14/chartex" xmlns:mc="http://schemas.openxmlformats.org/markup-compatibility/2006" xmlns:aink="http://schemas.microsoft.com/office/drawing/2016/ink" xmlns:am3d="http://schemas.microsoft.com/office/drawing/2017/model3d" xmlns:o="urn:schemas-microsoft-com:office:office" xmlns:oel="http://schemas.microsoft.com/office/2019/extlst" xmlns:r="http://schemas.openxmlformats.org/officeDocument/2006/relationships" xmlns:m="http://schemas.openxmlformats.org/officeDocument/2006/math" xmlns:v="urn:schemas-microsoft-com:vml" xmlns:wp14="http://schemas.microsoft.com/office/word/2010/wordprocessingDrawing" xmlns:wp="http://schemas.openxmlformats.org/drawingml/2006/wordprocessingDrawing" xmlns:w10="urn:schemas-microsoft-com:office:word" xmlns:w="http://schemas.openxmlformats.org/wordprocessingml/2006/main" xmlns:w14="http://schemas.microsoft.com/office/word/2010/wordml" xmlns:w15="http://schemas.microsoft.com/office/word/2012/wordml" xmlns:w16cex="http://schemas.microsoft.com/office/word/2018/wordml/cex" xmlns:w16cid="http://schemas.microsoft.com/office/word/2016/wordml/cid" xmlns:w16="http://schemas.microsoft.com/office/word/2018/wordml" xmlns:w16du="http://schemas.microsoft.com/office/word/2023/wordml/word16du" xmlns:w16sdtdh="http://schemas.microsoft.com/office/word/2020/wordml/sdtdatahash" xmlns:w16sdtfl="http://schemas.microsoft.com/office/word/2024/wordml/sdtformatlock" xmlns:w16se="http://schemas.microsoft.com/office/word/2015/wordml/symex" xmlns:wpg="http://schemas.microsoft.com/office/word/2010/wordprocessingGroup" xmlns:wpi="http://schemas.microsoft.com/office/word/2010/wordprocessingInk" xmlns:wne="http://schemas.microsoft.com/office/word/2006/wordml" xmlns:wps="http://schemas.microsoft.com/office/word/2010/wordprocessingShape" mc:Ignorable="w14 w15 w16se w16cid w16 w16cex w16sdtdh w16sdtfl w16du wp14">
+<w:endnotes xmlns:wpc="http://schemas.microsoft.com/office/word/2010/wordprocessingCanvas" xmlns:cx="http://schemas.microsoft.com/office/drawing/2014/chartex" xmlns:cx1="http://schemas.microsoft.com/office/drawing/2015/9/8/chartex" xmlns:cx2="http://schemas.microsoft.com/office/drawing/2015/10/21/chartex" xmlns:cx3="http://schemas.microsoft.com/office/drawing/2016/5/9/chartex" xmlns:cx4="http://schemas.microsoft.com/office/drawing/2016/5/10/chartex" xmlns:cx5="http://schemas.microsoft.com/office/drawing/2016/5/11/chartex" xmlns:cx6="http://schemas.microsoft.com/office/drawing/2016/5/12/chartex" xmlns:cx7="http://schemas.microsoft.com/office/drawing/2016/5/13/chartex" xmlns:cx8="http://schemas.microsoft.com/office/drawing/2016/5/14/chartex" xmlns:mc="http://schemas.openxmlformats.org/markup-compatibility/2006" xmlns:aink="http://schemas.microsoft.com/office/drawing/2016/ink" xmlns:am3d="http://schemas.microsoft.com/office/drawing/2017/model3d" xmlns:o="urn:schemas-microsoft-com:office:office" xmlns:oel="http://schemas.microsoft.com/office/2019/extlst" xmlns:r="http://schemas.openxmlformats.org/officeDocument/2006/relationships" xmlns:m="http://schemas.openxmlformats.org/officeDocument/2006/math" xmlns:v="urn:schemas-microsoft-com:vml" xmlns:wp14="http://schemas.microsoft.com/office/word/2010/wordprocessingDrawing" xmlns:wp="http://schemas.openxmlformats.org/drawingml/2006/wordprocessingDrawing" xmlns:w10="urn:schemas-microsoft-com:office:word" xmlns:w="http://schemas.openxmlformats.org/wordprocessingml/2006/main" xmlns:w14="http://schemas.microsoft.com/office/word/2010/wordml" xmlns:w15="http://schemas.microsoft.com/office/word/2012/wordml" xmlns:w16cei="http://schemas.microsoft.com/office/word/2026/wordml/cei" xmlns:w16cex="http://schemas.microsoft.com/office/word/2018/wordml/cex" xmlns:w16cid="http://schemas.microsoft.com/office/word/2016/wordml/cid" xmlns:w16="http://schemas.microsoft.com/office/word/2018/wordml" xmlns:w16du="http://schemas.microsoft.com/office/word/2023/wordml/word16du" xmlns:w16sdtdh="http://schemas.microsoft.com/office/word/2020/wordml/sdtdatahash" xmlns:w16sdtfl="http://schemas.microsoft.com/office/word/2024/wordml/sdtformatlock" xmlns:w16se="http://schemas.microsoft.com/office/word/2015/wordml/symex" xmlns:wpg="http://schemas.microsoft.com/office/word/2010/wordprocessingGroup" xmlns:wpi="http://schemas.microsoft.com/office/word/2010/wordprocessingInk" xmlns:wne="http://schemas.microsoft.com/office/word/2006/wordml" xmlns:wps="http://schemas.microsoft.com/office/word/2010/wordprocessingShape" mc:Ignorable="w14 w15 w16se w16cid w16 w16cex w16sdtdh w16sdtfl w16du wp14">
   <w:endnote w:type="separator" w:id="-1">
     <w:p>
       <w:pPr>
@@ -159,22 +100,32 @@
 </file>
 
 <file path=word/footer1.xml><?xml version="1.0" encoding="utf-8"?>
-<w:ftr xmlns:m="http://schemas.openxmlformats.org/officeDocument/2006/math" xmlns:mc="http://schemas.openxmlformats.org/markup-compatibility/2006" xmlns:mo="http://schemas.microsoft.com/office/mac/office/2008/main" xmlns:mv="urn:schemas-microsoft-com:mac:vml" xmlns:o="urn:schemas-microsoft-com:office:office" xmlns:r="http://schemas.openxmlformats.org/officeDocument/2006/relationships" xmlns:v="urn:schemas-microsoft-com:vml" xmlns:w10="urn:schemas-microsoft-com:office:word" xmlns:w14="http://schemas.microsoft.com/office/word/2010/wordml" xmlns:w="http://schemas.openxmlformats.org/wordprocessingml/2006/main" xmlns:wne="http://schemas.microsoft.com/office/word/2006/wordml" xmlns:wp14="http://schemas.microsoft.com/office/word/2010/wordprocessingDrawing" xmlns:wp="http://schemas.openxmlformats.org/drawingml/2006/wordprocessingDrawing" xmlns:wpc="http://schemas.microsoft.com/office/word/2010/wordprocessingCanvas" xmlns:wpg="http://schemas.microsoft.com/office/word/2010/wordprocessingGroup" xmlns:wpi="http://schemas.microsoft.com/office/word/2010/wordprocessingInk" xmlns:wps="http://schemas.microsoft.com/office/word/2010/wordprocessingShape" mc:Ignorable="w14 wp14">
+<w:ftr xmlns:wpc="http://schemas.microsoft.com/office/word/2010/wordprocessingCanvas" xmlns:cx="http://schemas.microsoft.com/office/drawing/2014/chartex" xmlns:cx1="http://schemas.microsoft.com/office/drawing/2015/9/8/chartex" xmlns:cx2="http://schemas.microsoft.com/office/drawing/2015/10/21/chartex" xmlns:cx3="http://schemas.microsoft.com/office/drawing/2016/5/9/chartex" xmlns:cx4="http://schemas.microsoft.com/office/drawing/2016/5/10/chartex" xmlns:cx5="http://schemas.microsoft.com/office/drawing/2016/5/11/chartex" xmlns:cx6="http://schemas.microsoft.com/office/drawing/2016/5/12/chartex" xmlns:cx7="http://schemas.microsoft.com/office/drawing/2016/5/13/chartex" xmlns:cx8="http://schemas.microsoft.com/office/drawing/2016/5/14/chartex" xmlns:mc="http://schemas.openxmlformats.org/markup-compatibility/2006" xmlns:aink="http://schemas.microsoft.com/office/drawing/2016/ink" xmlns:am3d="http://schemas.microsoft.com/office/drawing/2017/model3d" xmlns:o="urn:schemas-microsoft-com:office:office" xmlns:oel="http://schemas.microsoft.com/office/2019/extlst" xmlns:r="http://schemas.openxmlformats.org/officeDocument/2006/relationships" xmlns:m="http://schemas.openxmlformats.org/officeDocument/2006/math" xmlns:v="urn:schemas-microsoft-com:vml" xmlns:wp14="http://schemas.microsoft.com/office/word/2010/wordprocessingDrawing" xmlns:wp="http://schemas.openxmlformats.org/drawingml/2006/wordprocessingDrawing" xmlns:w10="urn:schemas-microsoft-com:office:word" xmlns:w="http://schemas.openxmlformats.org/wordprocessingml/2006/main" xmlns:w14="http://schemas.microsoft.com/office/word/2010/wordml" xmlns:w15="http://schemas.microsoft.com/office/word/2012/wordml" xmlns:w16cei="http://schemas.microsoft.com/office/word/2026/wordml/cei" xmlns:w16cex="http://schemas.microsoft.com/office/word/2018/wordml/cex" xmlns:w16cid="http://schemas.microsoft.com/office/word/2016/wordml/cid" xmlns:w16="http://schemas.microsoft.com/office/word/2018/wordml" xmlns:w16du="http://schemas.microsoft.com/office/word/2023/wordml/word16du" xmlns:w16sdtdh="http://schemas.microsoft.com/office/word/2020/wordml/sdtdatahash" xmlns:w16sdtfl="http://schemas.microsoft.com/office/word/2024/wordml/sdtformatlock" xmlns:w16se="http://schemas.microsoft.com/office/word/2015/wordml/symex" xmlns:wpg="http://schemas.microsoft.com/office/word/2010/wordprocessingGroup" xmlns:wpi="http://schemas.microsoft.com/office/word/2010/wordprocessingInk" xmlns:wne="http://schemas.microsoft.com/office/word/2006/wordml" xmlns:wps="http://schemas.microsoft.com/office/word/2010/wordprocessingShape" mc:Ignorable="w14 w15 w16se w16cid w16 w16cex w16sdtdh w16sdtfl w16du wp14">
   <w:p>
     <w:pPr>
-      <w:pStyle w:val="Footer"/>
+      <w:spacing w:line="240" w:lineRule="auto" w:before="0" w:after="0"/>
       <w:jc w:val="left"/>
     </w:pPr>
     <w:r>
+      <w:rPr>
+        <w:rFonts w:ascii="Aptos" w:hAnsi="Aptos"/>
+        <w:sz w:val="18"/>
+      </w:rPr>
       <w:t xml:space="preserve">From J.M. Larson and H.L. Stedge, </w:t>
     </w:r>
     <w:r>
       <w:rPr>
+        <w:rFonts w:ascii="Aptos" w:hAnsi="Aptos"/>
         <w:i/>
+        <w:sz w:val="18"/>
       </w:rPr>
       <w:t>Clinical Simulations for the Athletic Trainer HKPropel Access</w:t>
     </w:r>
     <w:r>
+      <w:rPr>
+        <w:rFonts w:ascii="Aptos" w:hAnsi="Aptos"/>
+        <w:sz w:val="18"/>
+      </w:rPr>
       <w:t xml:space="preserve"> (Human Kinetics, 2027).</w:t>
     </w:r>
   </w:p>
@@ -182,7 +133,7 @@
 </file>
 
 <file path=word/footnotes.xml><?xml version="1.0" encoding="utf-8"?>
-<w:footnotes xmlns:wpc="http://schemas.microsoft.com/office/word/2010/wordprocessingCanvas" xmlns:cx="http://schemas.microsoft.com/office/drawing/2014/chartex" xmlns:cx1="http://schemas.microsoft.com/office/drawing/2015/9/8/chartex" xmlns:cx2="http://schemas.microsoft.com/office/drawing/2015/10/21/chartex" xmlns:cx3="http://schemas.microsoft.com/office/drawing/2016/5/9/chartex" xmlns:cx4="http://schemas.microsoft.com/office/drawing/2016/5/10/chartex" xmlns:cx5="http://schemas.microsoft.com/office/drawing/2016/5/11/chartex" xmlns:cx6="http://schemas.microsoft.com/office/drawing/2016/5/12/chartex" xmlns:cx7="http://schemas.microsoft.com/office/drawing/2016/5/13/chartex" xmlns:cx8="http://schemas.microsoft.com/office/drawing/2016/5/14/chartex" xmlns:mc="http://schemas.openxmlformats.org/markup-compatibility/2006" xmlns:aink="http://schemas.microsoft.com/office/drawing/2016/ink" xmlns:am3d="http://schemas.microsoft.com/office/drawing/2017/model3d" xmlns:o="urn:schemas-microsoft-com:office:office" xmlns:oel="http://schemas.microsoft.com/office/2019/extlst" xmlns:r="http://schemas.openxmlformats.org/officeDocument/2006/relationships" xmlns:m="http://schemas.openxmlformats.org/officeDocument/2006/math" xmlns:v="urn:schemas-microsoft-com:vml" xmlns:wp14="http://schemas.microsoft.com/office/word/2010/wordprocessingDrawing" xmlns:wp="http://schemas.openxmlformats.org/drawingml/2006/wordprocessingDrawing" xmlns:w10="urn:schemas-microsoft-com:office:word" xmlns:w="http://schemas.openxmlformats.org/wordprocessingml/2006/main" xmlns:w14="http://schemas.microsoft.com/office/word/2010/wordml" xmlns:w15="http://schemas.microsoft.com/office/word/2012/wordml" xmlns:w16cex="http://schemas.microsoft.com/office/word/2018/wordml/cex" xmlns:w16cid="http://schemas.microsoft.com/office/word/2016/wordml/cid" xmlns:w16="http://schemas.microsoft.com/office/word/2018/wordml" xmlns:w16du="http://schemas.microsoft.com/office/word/2023/wordml/word16du" xmlns:w16sdtdh="http://schemas.microsoft.com/office/word/2020/wordml/sdtdatahash" xmlns:w16sdtfl="http://schemas.microsoft.com/office/word/2024/wordml/sdtformatlock" xmlns:w16se="http://schemas.microsoft.com/office/word/2015/wordml/symex" xmlns:wpg="http://schemas.microsoft.com/office/word/2010/wordprocessingGroup" xmlns:wpi="http://schemas.microsoft.com/office/word/2010/wordprocessingInk" xmlns:wne="http://schemas.microsoft.com/office/word/2006/wordml" xmlns:wps="http://schemas.microsoft.com/office/word/2010/wordprocessingShape" mc:Ignorable="w14 w15 w16se w16cid w16 w16cex w16sdtdh w16sdtfl w16du wp14">
+<w:footnotes xmlns:wpc="http://schemas.microsoft.com/office/word/2010/wordprocessingCanvas" xmlns:cx="http://schemas.microsoft.com/office/drawing/2014/chartex" xmlns:cx1="http://schemas.microsoft.com/office/drawing/2015/9/8/chartex" xmlns:cx2="http://schemas.microsoft.com/office/drawing/2015/10/21/chartex" xmlns:cx3="http://schemas.microsoft.com/office/drawing/2016/5/9/chartex" xmlns:cx4="http://schemas.microsoft.com/office/drawing/2016/5/10/chartex" xmlns:cx5="http://schemas.microsoft.com/office/drawing/2016/5/11/chartex" xmlns:cx6="http://schemas.microsoft.com/office/drawing/2016/5/12/chartex" xmlns:cx7="http://schemas.microsoft.com/office/drawing/2016/5/13/chartex" xmlns:cx8="http://schemas.microsoft.com/office/drawing/2016/5/14/chartex" xmlns:mc="http://schemas.openxmlformats.org/markup-compatibility/2006" xmlns:aink="http://schemas.microsoft.com/office/drawing/2016/ink" xmlns:am3d="http://schemas.microsoft.com/office/drawing/2017/model3d" xmlns:o="urn:schemas-microsoft-com:office:office" xmlns:oel="http://schemas.microsoft.com/office/2019/extlst" xmlns:r="http://schemas.openxmlformats.org/officeDocument/2006/relationships" xmlns:m="http://schemas.openxmlformats.org/officeDocument/2006/math" xmlns:v="urn:schemas-microsoft-com:vml" xmlns:wp14="http://schemas.microsoft.com/office/word/2010/wordprocessingDrawing" xmlns:wp="http://schemas.openxmlformats.org/drawingml/2006/wordprocessingDrawing" xmlns:w10="urn:schemas-microsoft-com:office:word" xmlns:w="http://schemas.openxmlformats.org/wordprocessingml/2006/main" xmlns:w14="http://schemas.microsoft.com/office/word/2010/wordml" xmlns:w15="http://schemas.microsoft.com/office/word/2012/wordml" xmlns:w16cei="http://schemas.microsoft.com/office/word/2026/wordml/cei" xmlns:w16cex="http://schemas.microsoft.com/office/word/2018/wordml/cex" xmlns:w16cid="http://schemas.microsoft.com/office/word/2016/wordml/cid" xmlns:w16="http://schemas.microsoft.com/office/word/2018/wordml" xmlns:w16du="http://schemas.microsoft.com/office/word/2023/wordml/word16du" xmlns:w16sdtdh="http://schemas.microsoft.com/office/word/2020/wordml/sdtdatahash" xmlns:w16sdtfl="http://schemas.microsoft.com/office/word/2024/wordml/sdtformatlock" xmlns:w16se="http://schemas.microsoft.com/office/word/2015/wordml/symex" xmlns:wpg="http://schemas.microsoft.com/office/word/2010/wordprocessingGroup" xmlns:wpi="http://schemas.microsoft.com/office/word/2010/wordprocessingInk" xmlns:wne="http://schemas.microsoft.com/office/word/2006/wordml" xmlns:wps="http://schemas.microsoft.com/office/word/2010/wordprocessingShape" mc:Ignorable="w14 w15 w16se w16cid w16 w16cex w16sdtdh w16sdtfl w16du wp14">
   <w:footnote w:type="separator" w:id="-1">
     <w:p>
       <w:pPr>
@@ -207,7 +158,7 @@
 </file>
 
 <file path=word/numbering.xml><?xml version="1.0" encoding="utf-8"?>
-<w:numbering xmlns:wpc="http://schemas.microsoft.com/office/word/2010/wordprocessingCanvas" xmlns:cx="http://schemas.microsoft.com/office/drawing/2014/chartex" xmlns:cx1="http://schemas.microsoft.com/office/drawing/2015/9/8/chartex" xmlns:cx2="http://schemas.microsoft.com/office/drawing/2015/10/21/chartex" xmlns:cx3="http://schemas.microsoft.com/office/drawing/2016/5/9/chartex" xmlns:cx4="http://schemas.microsoft.com/office/drawing/2016/5/10/chartex" xmlns:cx5="http://schemas.microsoft.com/office/drawing/2016/5/11/chartex" xmlns:cx6="http://schemas.microsoft.com/office/drawing/2016/5/12/chartex" xmlns:cx7="http://schemas.microsoft.com/office/drawing/2016/5/13/chartex" xmlns:cx8="http://schemas.microsoft.com/office/drawing/2016/5/14/chartex" xmlns:mc="http://schemas.openxmlformats.org/markup-compatibility/2006" xmlns:aink="http://schemas.microsoft.com/office/drawing/2016/ink" xmlns:am3d="http://schemas.microsoft.com/office/drawing/2017/model3d" xmlns:o="urn:schemas-microsoft-com:office:office" xmlns:oel="http://schemas.microsoft.com/office/2019/extlst" xmlns:r="http://schemas.openxmlformats.org/officeDocument/2006/relationships" xmlns:m="http://schemas.openxmlformats.org/officeDocument/2006/math" xmlns:v="urn:schemas-microsoft-com:vml" xmlns:wp14="http://schemas.microsoft.com/office/word/2010/wordprocessingDrawing" xmlns:wp="http://schemas.openxmlformats.org/drawingml/2006/wordprocessingDrawing" xmlns:w10="urn:schemas-microsoft-com:office:word" xmlns:w="http://schemas.openxmlformats.org/wordprocessingml/2006/main" xmlns:w14="http://schemas.microsoft.com/office/word/2010/wordml" xmlns:w15="http://schemas.microsoft.com/office/word/2012/wordml" xmlns:w16cex="http://schemas.microsoft.com/office/word/2018/wordml/cex" xmlns:w16cid="http://schemas.microsoft.com/office/word/2016/wordml/cid" xmlns:w16="http://schemas.microsoft.com/office/word/2018/wordml" xmlns:w16du="http://schemas.microsoft.com/office/word/2023/wordml/word16du" xmlns:w16sdtdh="http://schemas.microsoft.com/office/word/2020/wordml/sdtdatahash" xmlns:w16sdtfl="http://schemas.microsoft.com/office/word/2024/wordml/sdtformatlock" xmlns:w16se="http://schemas.microsoft.com/office/word/2015/wordml/symex" xmlns:wpg="http://schemas.microsoft.com/office/word/2010/wordprocessingGroup" xmlns:wpi="http://schemas.microsoft.com/office/word/2010/wordprocessingInk" xmlns:wne="http://schemas.microsoft.com/office/word/2006/wordml" xmlns:wps="http://schemas.microsoft.com/office/word/2010/wordprocessingShape" mc:Ignorable="w14 w15 w16se w16cid w16 w16cex w16sdtdh w16sdtfl w16du wp14">
+<w:numbering xmlns:wpc="http://schemas.microsoft.com/office/word/2010/wordprocessingCanvas" xmlns:cx="http://schemas.microsoft.com/office/drawing/2014/chartex" xmlns:cx1="http://schemas.microsoft.com/office/drawing/2015/9/8/chartex" xmlns:cx2="http://schemas.microsoft.com/office/drawing/2015/10/21/chartex" xmlns:cx3="http://schemas.microsoft.com/office/drawing/2016/5/9/chartex" xmlns:cx4="http://schemas.microsoft.com/office/drawing/2016/5/10/chartex" xmlns:cx5="http://schemas.microsoft.com/office/drawing/2016/5/11/chartex" xmlns:cx6="http://schemas.microsoft.com/office/drawing/2016/5/12/chartex" xmlns:cx7="http://schemas.microsoft.com/office/drawing/2016/5/13/chartex" xmlns:cx8="http://schemas.microsoft.com/office/drawing/2016/5/14/chartex" xmlns:mc="http://schemas.openxmlformats.org/markup-compatibility/2006" xmlns:aink="http://schemas.microsoft.com/office/drawing/2016/ink" xmlns:am3d="http://schemas.microsoft.com/office/drawing/2017/model3d" xmlns:o="urn:schemas-microsoft-com:office:office" xmlns:oel="http://schemas.microsoft.com/office/2019/extlst" xmlns:r="http://schemas.openxmlformats.org/officeDocument/2006/relationships" xmlns:m="http://schemas.openxmlformats.org/officeDocument/2006/math" xmlns:v="urn:schemas-microsoft-com:vml" xmlns:wp14="http://schemas.microsoft.com/office/word/2010/wordprocessingDrawing" xmlns:wp="http://schemas.openxmlformats.org/drawingml/2006/wordprocessingDrawing" xmlns:w10="urn:schemas-microsoft-com:office:word" xmlns:w="http://schemas.openxmlformats.org/wordprocessingml/2006/main" xmlns:w14="http://schemas.microsoft.com/office/word/2010/wordml" xmlns:w15="http://schemas.microsoft.com/office/word/2012/wordml" xmlns:w16cei="http://schemas.microsoft.com/office/word/2026/wordml/cei" xmlns:w16cex="http://schemas.microsoft.com/office/word/2018/wordml/cex" xmlns:w16cid="http://schemas.microsoft.com/office/word/2016/wordml/cid" xmlns:w16="http://schemas.microsoft.com/office/word/2018/wordml" xmlns:w16du="http://schemas.microsoft.com/office/word/2023/wordml/word16du" xmlns:w16sdtdh="http://schemas.microsoft.com/office/word/2020/wordml/sdtdatahash" xmlns:w16sdtfl="http://schemas.microsoft.com/office/word/2024/wordml/sdtformatlock" xmlns:w16se="http://schemas.microsoft.com/office/word/2015/wordml/symex" xmlns:wpg="http://schemas.microsoft.com/office/word/2010/wordprocessingGroup" xmlns:wpi="http://schemas.microsoft.com/office/word/2010/wordprocessingInk" xmlns:wne="http://schemas.microsoft.com/office/word/2006/wordml" xmlns:wps="http://schemas.microsoft.com/office/word/2010/wordprocessingShape" mc:Ignorable="w14 w15 w16se w16cid w16 w16cex w16sdtdh w16sdtfl w16du wp14">
   <w:abstractNum w:abstractNumId="0" w15:restartNumberingAfterBreak="0">
     <w:nsid w:val="C2B79DA0"/>
     <w:multiLevelType w:val="hybridMultilevel"/>
@@ -2496,6 +2447,9 @@
     <w:name w:val="Normal"/>
     <w:qFormat/>
     <w:rsid w:val="003B6305"/>
+    <w:rPr>
+      <w:rFonts w:ascii="Aptos" w:eastAsia="Aptos" w:hAnsi="Aptos" w:cs="Aptos"/>
+    </w:rPr>
   </w:style>
   <w:style w:type="paragraph" w:styleId="Heading1">
     <w:name w:val="heading 1"/>
@@ -2537,7 +2491,7 @@
     <w:rPr>
       <w:rFonts w:asciiTheme="majorHAnsi" w:eastAsiaTheme="majorEastAsia" w:hAnsiTheme="majorHAnsi" w:cstheme="majorBidi"/>
       <w:color w:val="0F4761" w:themeColor="accent1" w:themeShade="BF"/>
-      <w:sz w:val="32"/>
+      <w:sz w:val="40"/>
       <w:szCs w:val="32"/>
     </w:rPr>
   </w:style>
@@ -2560,7 +2514,7 @@
     <w:rPr>
       <w:rFonts w:eastAsiaTheme="majorEastAsia" w:cstheme="majorBidi"/>
       <w:color w:val="0F4761" w:themeColor="accent1" w:themeShade="BF"/>
-      <w:sz w:val="28"/>
+      <w:sz w:val="40"/>
       <w:szCs w:val="28"/>
     </w:rPr>
   </w:style>
@@ -2585,6 +2539,7 @@
       <w:i/>
       <w:iCs/>
       <w:color w:val="0F4761" w:themeColor="accent1" w:themeShade="BF"/>
+      <w:sz w:val="40"/>
     </w:rPr>
   </w:style>
   <w:style w:type="paragraph" w:styleId="Heading5">
@@ -2606,6 +2561,7 @@
     <w:rPr>
       <w:rFonts w:eastAsiaTheme="majorEastAsia" w:cstheme="majorBidi"/>
       <w:color w:val="0F4761" w:themeColor="accent1" w:themeShade="BF"/>
+      <w:sz w:val="40"/>
     </w:rPr>
   </w:style>
   <w:style w:type="paragraph" w:styleId="Heading6">
@@ -2629,6 +2585,7 @@
       <w:i/>
       <w:iCs/>
       <w:color w:val="595959" w:themeColor="text1" w:themeTint="A6"/>
+      <w:sz w:val="40"/>
     </w:rPr>
   </w:style>
   <w:style w:type="paragraph" w:styleId="Heading7">
@@ -2650,6 +2607,7 @@
     <w:rPr>
       <w:rFonts w:eastAsiaTheme="majorEastAsia" w:cstheme="majorBidi"/>
       <w:color w:val="595959" w:themeColor="text1" w:themeTint="A6"/>
+      <w:sz w:val="40"/>
     </w:rPr>
   </w:style>
   <w:style w:type="paragraph" w:styleId="Heading8">
@@ -2673,6 +2631,7 @@
       <w:i/>
       <w:iCs/>
       <w:color w:val="272727" w:themeColor="text1" w:themeTint="D8"/>
+      <w:sz w:val="40"/>
     </w:rPr>
   </w:style>
   <w:style w:type="paragraph" w:styleId="Heading9">
@@ -2694,6 +2653,7 @@
     <w:rPr>
       <w:rFonts w:eastAsiaTheme="majorEastAsia" w:cstheme="majorBidi"/>
       <w:color w:val="272727" w:themeColor="text1" w:themeTint="D8"/>
+      <w:sz w:val="40"/>
     </w:rPr>
   </w:style>
   <w:style w:type="character" w:default="1" w:styleId="DefaultParagraphFont">
